--- a/pc_package/PCP-010_ufdf.docx
+++ b/pc_package/PCP-010_ufdf.docx
@@ -3559,7 +3559,7 @@
         <w:pStyle w:val="BodyText"/>
       </w:pPr>
       <w:r>
-        <w:t xml:space="preserve">The qualification runs are made under SOP-1001, in study S-UFDF-SDM, where three runs at the set-point condition are compared with the pilot and commercial record of the step on the step yield, the permeate flux at the set-point TMP, the final concentration achieved and the change in aggregate content across the step. Under the master plan PCMP-001 §7.1 the offset of each output is the mean of the scale-down runs at set-point minus the mean of the manufacturing-scale batches, reported with its two-sided 90 % confidence interval. Each end of that interval is a one-sided 95 % confidence bound. PCMP-001 §7.1 requires the scale-down runs at set-point to be made, and the offset of each output to be estimated, before the first characterization run of the step. The decision whether the model is qualified for an output is made at analysis, because it needs the response-surface model of the step (</w:t>
+        <w:t xml:space="preserve">The qualification runs are made under SOP-1001, in study S-UFDF-SDM, where three runs at the set-point condition are compared with the pilot and commercial record of the step on the step yield, the permeate flux at the set-point TMP, the final concentration achieved and the change in aggregate content across the step. Under the master plan PCMP-001 §7.1 the offset of each output is the mean of the scale-down runs at set-point minus the mean of the manufacturing-scale batches, reported with its two-sided 90 % confidence interval. Each end of that interval is a one-sided 95 % confidence bound. PCMP-001 §7.1 requires the scale-down runs at set-point to be made, and the offset of each output to be estimated, before the first characterization run of the step. PCMP-001 §7.1 makes the decision whether the model is qualified for an output at analysis, on the response-surface model of the step, and this step has none (</w:t>
       </w:r>
       <w:hyperlink w:anchor="sec-crit-sdm">
         <w:r>

--- a/pc_package/PCP-010_ufdf.docx
+++ b/pc_package/PCP-010_ufdf.docx
@@ -3077,7 +3077,7 @@
         <w:t xml:space="preserve"> </w:t>
       </w:r>
       <w:r>
-        <w:t xml:space="preserve">(CMC Biotech Working Group 2009, 86)</w:t>
+        <w:t xml:space="preserve">(CMC Biotech Working Group 2009, 114)</w:t>
       </w:r>
       <w:r>
         <w:t xml:space="preserve">, so it gives no expectation for this step. The expectations in the rest of this section come from general knowledge of the tangential flow filtration of antibodies. On that basis the risk of aggregate formation is expected to rise with the final concentration, with the TMP and with the number of passes through the pump. Below the point at which the polarization layer limits the flux, a higher TMP drives more permeate through the membrane and raises the antibody concentration at the wall. Beyond that point the flux no longer rises, the wall concentration is at its limit, and extra pressure compacts the layer at the wall. A higher crossflow raises the shear at the wall and lowers the antibody concentration there, because it sweeps retained antibody back into the bulk. A higher final concentration raises the viscosity of the retentate and, through the bulk concentration, lowers the flux. A higher viscosity raises the pressure drop along the feed channel. Within the normal operating ranges (NORs) the exposure is short and the effect is expected to be small.</w:t>

--- a/pc_package/PCP-010_ufdf.docx
+++ b/pc_package/PCP-010_ufdf.docx
@@ -5179,7 +5179,7 @@
         <w:pStyle w:val="BodyText"/>
       </w:pPr>
       <w:r>
-        <w:t xml:space="preserve">The derivation in PCMP-001 assumes that no step after cation exchange changes aggregate, and that no step after low-pH viral inactivation changes the acidic charge variants (PCMP-001 Table 7.1). This step can add to both, and the studies of this plan measure what it adds. The verification of platform worst cases in PCMP-001 §7.5 uses the response-surface model of a step, and no verification is planned at this step.</w:t>
+        <w:t xml:space="preserve">The a priori derivation in PCMP-001 assumes that no step after cation exchange changes aggregate, and that no step after low-pH viral inactivation changes the acidic charge variants (PCMP-001 Table 7.1). This step can add to both, and the studies of this plan measure what it adds. PCMP-001 Version 2.0 sets the aggregate increase across this step at 0.104 percentage points, the prediction bound of a single batch within its NOR, and every aggregate criterion of the earlier steps carries that increase (PCMP-001 §7.3). The verification of platform worst cases in PCMP-001 §7.5 uses the response-surface model of a step, and no verification is planned at this step.</w:t>
       </w:r>
     </w:p>
     <w:p>
